--- a/Descripcion-UC/Descripcion-UC002.6.docx
+++ b/Descripcion-UC/Descripcion-UC002.6.docx
@@ -68,16 +68,7 @@
                 <w:szCs w:val="21"/>
                 <w:lang w:val="es-MX"/>
               </w:rPr>
-              <w:t>Modificar</w:t>
-            </w:r>
-            <w:r>
-              <w:rPr>
-                <w:rFonts w:hint="default" w:ascii="Calibri" w:hAnsi="Calibri" w:cs="Calibri"/>
-                <w:sz w:val="21"/>
-                <w:szCs w:val="21"/>
-                <w:lang w:val="es-MX"/>
-              </w:rPr>
-              <w:t xml:space="preserve"> sucursal</w:t>
+              <w:t>Modificar sucursal</w:t>
             </w:r>
           </w:p>
         </w:tc>
@@ -118,16 +109,7 @@
                 <w:szCs w:val="21"/>
                 <w:lang w:val="es-MX"/>
               </w:rPr>
-              <w:t>2</w:t>
-            </w:r>
-            <w:r>
-              <w:rPr>
-                <w:rFonts w:hint="default" w:ascii="Calibri" w:hAnsi="Calibri" w:cs="Calibri"/>
-                <w:sz w:val="21"/>
-                <w:szCs w:val="21"/>
-                <w:lang w:val="es-MX"/>
-              </w:rPr>
-              <w:t>.6</w:t>
+              <w:t>2.6</w:t>
             </w:r>
           </w:p>
         </w:tc>
@@ -1631,8 +1613,6 @@
               </w:rPr>
               <w:t xml:space="preserve">El sistema valida los cambios. </w:t>
             </w:r>
-            <w:bookmarkStart w:id="0" w:name="_GoBack"/>
-            <w:bookmarkEnd w:id="0"/>
           </w:p>
           <w:p>
             <w:pPr>
@@ -1640,6 +1620,7 @@
               <w:keepLines w:val="0"/>
               <w:widowControl/>
               <w:numPr>
+                <w:ilvl w:val="0"/>
                 <w:numId w:val="0"/>
               </w:numPr>
               <w:suppressLineNumbers w:val="0"/>
@@ -1833,6 +1814,7 @@
                 <w:rFonts w:hint="default" w:ascii="Calibri" w:hAnsi="Calibri" w:cs="Calibri"/>
                 <w:sz w:val="21"/>
                 <w:szCs w:val="21"/>
+                <w:lang w:val="es-MX"/>
               </w:rPr>
             </w:pPr>
             <w:r>
@@ -1845,21 +1827,15 @@
             </w:r>
             <w:r>
               <w:rPr>
-                <w:rFonts w:hint="default" w:ascii="Calibri" w:hAnsi="Calibri" w:cs="Calibri"/>
+                <w:rFonts w:hint="default" w:cs="Calibri"/>
                 <w:sz w:val="21"/>
                 <w:szCs w:val="21"/>
                 <w:lang w:val="es-MX"/>
               </w:rPr>
-              <w:t>N</w:t>
-            </w:r>
-            <w:r>
-              <w:rPr>
-                <w:rFonts w:hint="default" w:ascii="Calibri" w:hAnsi="Calibri" w:cs="Calibri"/>
-                <w:sz w:val="21"/>
-                <w:szCs w:val="21"/>
-              </w:rPr>
-              <w:t>o aplica</w:t>
-            </w:r>
+              <w:t>No aplica</w:t>
+            </w:r>
+            <w:bookmarkStart w:id="0" w:name="_GoBack"/>
+            <w:bookmarkEnd w:id="0"/>
           </w:p>
         </w:tc>
       </w:tr>
@@ -1915,11 +1891,12 @@
             </w:r>
             <w:r>
               <w:rPr>
-                <w:rFonts w:hint="default" w:ascii="Calibri" w:hAnsi="Calibri" w:eastAsia="SimSun" w:cs="Calibri"/>
-                <w:sz w:val="21"/>
-                <w:szCs w:val="21"/>
-              </w:rPr>
-              <w:t>Validar datos de sucursal</w:t>
+                <w:rFonts w:hint="default" w:cs="Calibri"/>
+                <w:sz w:val="21"/>
+                <w:szCs w:val="21"/>
+                <w:lang w:val="es-MX"/>
+              </w:rPr>
+              <w:t>No aplica</w:t>
             </w:r>
           </w:p>
         </w:tc>
@@ -2022,20 +1999,13 @@
             </w:r>
             <w:r>
               <w:rPr>
-                <w:rFonts w:hint="default" w:ascii="Calibri" w:hAnsi="Calibri" w:cs="Calibri"/>
+                <w:rFonts w:hint="default" w:cs="Calibri"/>
+                <w:kern w:val="0"/>
                 <w:sz w:val="21"/>
                 <w:szCs w:val="21"/>
                 <w:lang w:val="es-MX"/>
               </w:rPr>
-              <w:t>N</w:t>
-            </w:r>
-            <w:r>
-              <w:rPr>
-                <w:rFonts w:hint="default" w:ascii="Calibri" w:hAnsi="Calibri" w:cs="Calibri"/>
-                <w:sz w:val="21"/>
-                <w:szCs w:val="21"/>
-              </w:rPr>
-              <w:t>o aplica</w:t>
+              <w:t>Consultar sucursal</w:t>
             </w:r>
           </w:p>
         </w:tc>
@@ -2068,6 +2038,7 @@
                 <w:rFonts w:hint="default" w:ascii="Calibri" w:hAnsi="Calibri" w:cs="Calibri"/>
                 <w:sz w:val="21"/>
                 <w:szCs w:val="21"/>
+                <w:lang w:val="es-MX"/>
               </w:rPr>
             </w:pPr>
             <w:r>
@@ -2080,11 +2051,12 @@
             </w:r>
             <w:r>
               <w:rPr>
-                <w:rFonts w:hint="default" w:ascii="Calibri" w:hAnsi="Calibri" w:eastAsia="SimSun" w:cs="Calibri"/>
-                <w:sz w:val="21"/>
-                <w:szCs w:val="21"/>
-              </w:rPr>
-              <w:t>Configurar Organización y Sucursales</w:t>
+                <w:rFonts w:hint="default" w:eastAsia="SimSun" w:cs="Calibri"/>
+                <w:sz w:val="21"/>
+                <w:szCs w:val="21"/>
+                <w:lang w:val="es-MX"/>
+              </w:rPr>
+              <w:t>No aplica</w:t>
             </w:r>
           </w:p>
         </w:tc>
@@ -2690,18 +2662,18 @@
 </file>
 
 <file path=customXml/item2.xml><?xml version="1.0" encoding="utf-8"?>
-<p:properties xmlns:p="http://schemas.microsoft.com/office/2006/metadata/properties" xmlns:xsi="http://www.w3.org/2001/XMLSchema-instance" xmlns:pc="http://schemas.microsoft.com/office/infopath/2007/PartnerControls">
-  <documentManagement/>
-</p:properties>
-</file>
-
-<file path=customXml/item3.xml><?xml version="1.0" encoding="utf-8"?>
 <?mso-contentType ?>
 <FormTemplates xmlns="http://schemas.microsoft.com/sharepoint/v3/contenttype/forms">
   <Display>DocumentLibraryForm</Display>
   <Edit>DocumentLibraryForm</Edit>
   <New>DocumentLibraryForm</New>
 </FormTemplates>
+</file>
+
+<file path=customXml/item3.xml><?xml version="1.0" encoding="utf-8"?>
+<p:properties xmlns:p="http://schemas.microsoft.com/office/2006/metadata/properties" xmlns:xsi="http://www.w3.org/2001/XMLSchema-instance" xmlns:pc="http://schemas.microsoft.com/office/infopath/2007/PartnerControls">
+  <documentManagement/>
+</p:properties>
 </file>
 
 <file path=customXml/item4.xml><?xml version="1.0" encoding="utf-8"?>
@@ -2827,13 +2799,13 @@
 </file>
 
 <file path=customXml/itemProps2.xml><?xml version="1.0" encoding="utf-8"?>
-<ds:datastoreItem xmlns:ds="http://schemas.openxmlformats.org/officeDocument/2006/customXml" ds:itemID="{3235D19B-92AA-40D1-A250-F0977FEF6321}">
+<ds:datastoreItem xmlns:ds="http://schemas.openxmlformats.org/officeDocument/2006/customXml" ds:itemID="{67E9B3C8-8EB5-4E4C-ADEE-70B6197AA4AD}">
   <ds:schemaRefs/>
 </ds:datastoreItem>
 </file>
 
 <file path=customXml/itemProps3.xml><?xml version="1.0" encoding="utf-8"?>
-<ds:datastoreItem xmlns:ds="http://schemas.openxmlformats.org/officeDocument/2006/customXml" ds:itemID="{67E9B3C8-8EB5-4E4C-ADEE-70B6197AA4AD}">
+<ds:datastoreItem xmlns:ds="http://schemas.openxmlformats.org/officeDocument/2006/customXml" ds:itemID="{3235D19B-92AA-40D1-A250-F0977FEF6321}">
   <ds:schemaRefs/>
 </ds:datastoreItem>
 </file>
